--- a/docs/SmartLife_Product_Introduction.docx
+++ b/docs/SmartLife_Product_Introduction.docx
@@ -185,11 +185,13 @@
         <w:ind w:left="360"/>
       </w:pPr>
       <w:r>
-        <w:rPr>
-          <w:b/>
-          <w:color w:val="4F46E5"/>
-        </w:rPr>
-        <w:t>7. Giá trị cốt lõi &amp; Tuyên ngôn sản phẩm</w:t>
+        <w:t>7. Hệ thống Gói đăng ký &amp; Chính sách giá (Pricing)</w:t>
+      </w:r>
+    </w:p>
+    <w:p>
+      <w:pPr/>
+      <w:r>
+        <w:t>8. Giá trị cốt lõi &amp; Tuyên ngôn sản phẩm</w:t>
       </w:r>
     </w:p>
     <w:p>
@@ -552,6 +554,9 @@
       <w:r>
         <w:t>Một góc bình yên để viết nhật ký, ghi lại tâm trạng (Mood Tracker) hàng ngày. Ứng dụng cung cấp các câu hỏi gợi ý (Journal Prompts) để viết khi bí ý tưởng. Toàn bộ nhật ký được bảo vệ tuyệt đối bởi lớp khóa mã PIN bảo mật (Journal Pin Guard), mang lại không gian riêng tư trọn vẹn.</w:t>
       </w:r>
+      <w:r>
+        <w:t xml:space="preserve"> (Đây là tính năng độc quyền dành cho các gói Pro hoặc dùng thử, bảo đảm không gian riêng tư bảo mật và chữa lành chuyên sâu).</w:t>
+      </w:r>
     </w:p>
     <w:p>
       <w:pPr>
@@ -574,6 +579,9 @@
       </w:pPr>
       <w:r>
         <w:t>Thiết lập các thói quen hàng ngày và tích điểm hoàn thành. Hệ thống tính toán chuỗi ngày thực hiện liên tục (streak) để tạo động lực tâm lý tích cực, giúp việc xây dựng thói quen tốt trở nên dễ dàng và thú vị hơn.</w:t>
+      </w:r>
+      <w:r>
+        <w:t xml:space="preserve"> (Đối với phiên bản miễn phí, người dùng được giới hạn tối đa 3 thói quen hoạt động; nâng cấp gói Pro để không giới hạn).</w:t>
       </w:r>
     </w:p>
     <w:p>
@@ -1395,18 +1403,55 @@
       </w:r>
     </w:p>
     <w:p>
+      <w:pPr/>
+      <w:r>
+        <w:t>7. HỆ THỐNG GÓI ĐĂNG KÝ &amp; CHÍNH SÁCH GIÁ (PRICING)</w:t>
+      </w:r>
+    </w:p>
+    <w:p/>
+    <w:p>
+      <w:r>
+        <w:t>Để đảm bảo khả năng cập nhật và nâng cấp tính năng liên tục, SmartLife triển khai hệ thống 5 gói đăng ký linh hoạt, tối ưu chi phí dành cho sinh viên Việt Nam:</w:t>
+      </w:r>
+    </w:p>
+    <w:p>
+      <w:r>
+        <w:t>• Gói Khám Phá (1 tháng): 59.000đ</w:t>
+      </w:r>
+    </w:p>
+    <w:p>
+      <w:r>
+        <w:t>• Gói Nghiêm Túc (3 tháng): 139.000đ (tiết kiệm 21%)</w:t>
+      </w:r>
+    </w:p>
+    <w:p>
+      <w:r>
+        <w:t>• Gói Quyết Tâm (6 tháng): 239.000đ (tiết kiệm 33%)</w:t>
+      </w:r>
+    </w:p>
+    <w:p>
+      <w:r>
+        <w:t>• Gói Đỉnh Cao (12 tháng): 399.000đ (tiết kiệm 44% - Phổ biến nhất)</w:t>
+      </w:r>
+    </w:p>
+    <w:p>
+      <w:r>
+        <w:t>• Gói Sinh Viên Chăm Chỉ (4 năm): 499.000đ (tiết kiệm 82% - Best Value, chỉ ~10.000đ/tháng)</w:t>
+      </w:r>
+    </w:p>
+    <w:p>
+      <w:r>
+        <w:t>Hệ thống áp dụng chính sách giới hạn tính năng (Feature Gating) đối với tài khoản Free bao gồm: giới hạn tối đa 3 thói quen hoạt động ở Habit Tracker, yêu cầu nâng cấp Pro/Trial đối với Nhật ký cá nhân (Healing Journal) và các tính năng nâng cao như Cố vấn AI Advisor, Phân tích hướng nghiệp AI Career Coach, và Tự động xuất CV ATS.</w:t>
+      </w:r>
+    </w:p>
+    <w:p/>
+    <w:p>
       <w:pPr>
         <w:keepNext/>
         <w:spacing w:before="240" w:after="120"/>
       </w:pPr>
       <w:r>
-        <w:rPr>
-          <w:rFonts w:ascii="Segoe UI" w:hAnsi="Segoe UI"/>
-          <w:b/>
-          <w:color w:val="4F46E5"/>
-          <w:sz w:val="36"/>
-        </w:rPr>
-        <w:t>7. GIÁ TRỊ CỐT LÕI &amp; TUYÊN NGÔN SẢN PHẨM</w:t>
+        <w:t>8. GIÁ TRỊ CỐT LÕI &amp; TUYÊN NGÔN SẢN PHẨM</w:t>
       </w:r>
     </w:p>
     <w:p>
